--- a/Agro-Botsa_Project_Review.docx
+++ b/Agro-Botsa_Project_Review.docx
@@ -868,65 +868,73 @@
         <w:rPr>
           <w:color w:val="548DD4" w:themeColor="text2" w:themeTint="99"/>
         </w:rPr>
-        <w:t xml:space="preserve">When a user uploads a photo for diagnosis, the image is immediately deleted after the API call. The diagnosis record saves the disease name and confidence, but not the photo itself. So the diagnosis history shows "Early Blight — Sep 3" but you can never go back and see which plant it was referring to. For a record-keeping tool, that's a gap. </w:t>
+        <w:t>When a user uploads a photo for diagnosis, the image is immediately deleted after the API call. The diagnosis record saves the disease name and confidence, but not the photo itself. So the diagnosis history shows "Early Blight — Sep 3" but you can never go back and see which plant it was referring to. For a record-keeping tool, that's a gap</w:t>
       </w:r>
       <w:r>
         <w:rPr>
-          <w:color w:val="FF0000"/>
+          <w:color w:val="17365D" w:themeColor="text2" w:themeShade="BF"/>
+        </w:rPr>
+        <w:t xml:space="preserve">. </w:t>
+      </w:r>
+      <w:r>
+        <w:rPr>
+          <w:color w:val="17365D" w:themeColor="text2" w:themeShade="BF"/>
         </w:rPr>
         <w:t xml:space="preserve">//suggest telling user to export </w:t>
       </w:r>
       <w:proofErr w:type="spellStart"/>
       <w:r>
         <w:rPr>
-          <w:color w:val="FF0000"/>
+          <w:color w:val="17365D" w:themeColor="text2" w:themeShade="BF"/>
         </w:rPr>
         <w:t>diagonosis</w:t>
       </w:r>
       <w:proofErr w:type="spellEnd"/>
       <w:r>
         <w:rPr>
-          <w:color w:val="FF0000"/>
+          <w:color w:val="17365D" w:themeColor="text2" w:themeShade="BF"/>
         </w:rPr>
-        <w:t xml:space="preserve"> details before deleting them automatically once filled</w:t>
-      </w:r>
-      <w:r>
-        <w:rPr>
-          <w:color w:val="FF0000"/>
-        </w:rPr>
-        <w:t xml:space="preserve">, or help me think what would be good for this type of situation </w:t>
-      </w:r>
-      <w:r>
-        <w:rPr>
-          <w:color w:val="FF0000"/>
-        </w:rPr>
-        <w:t>//</w:t>
+        <w:t xml:space="preserve"> details before deleting them automatically once filled, or help me think what would be good for this type of situation //</w:t>
       </w:r>
     </w:p>
     <w:p>
       <w:pPr>
         <w:pStyle w:val="Heading3"/>
+        <w:rPr>
+          <w:color w:val="548DD4" w:themeColor="text2" w:themeTint="99"/>
+        </w:rPr>
       </w:pPr>
       <w:r>
+        <w:rPr>
+          <w:color w:val="548DD4" w:themeColor="text2" w:themeTint="99"/>
+        </w:rPr>
         <w:t>G. No Data Export</w:t>
       </w:r>
     </w:p>
     <w:p>
+      <w:pPr>
+        <w:rPr>
+          <w:color w:val="548DD4" w:themeColor="text2" w:themeTint="99"/>
+        </w:rPr>
+      </w:pPr>
       <w:r>
-        <w:t>Farmers, extension officers, or grant evaluator</w:t>
+        <w:rPr>
+          <w:color w:val="548DD4" w:themeColor="text2" w:themeTint="99"/>
+        </w:rPr>
+        <w:t>Farmers, extension officers, or grant evaluators might want to export activity logs or diagnosis history. There's no CSV export, no PDF report, nothing. For a "field journal" tool, this would be a strong differentiator.</w:t>
+      </w:r>
+    </w:p>
+    <w:p>
+      <w:pPr>
+        <w:pStyle w:val="Heading2"/>
+      </w:pPr>
+      <w:r>
+        <w:t>5. What a Grant Review</w:t>
       </w:r>
       <w:bookmarkStart w:id="0" w:name="_GoBack"/>
       <w:bookmarkEnd w:id="0"/>
       <w:r>
-        <w:t>s might want to export activity logs or diagnosis history. There's no CSV export, no PDF report, nothing. For a "field journal" tool, this would be a strong differentiator.</w:t>
-      </w:r>
-    </w:p>
-    <w:p>
-      <w:pPr>
-        <w:pStyle w:val="Heading2"/>
-      </w:pPr>
-      <w:r>
-        <w:t>5. What a Grant Reviewer Will Ask</w:t>
+        <w:t>er Will Ask</w:t>
       </w:r>
     </w:p>
     <w:p>
@@ -14384,7 +14392,7 @@
 </file>
 
 <file path=customXml/itemProps1.xml><?xml version="1.0" encoding="utf-8"?>
-<ds:datastoreItem xmlns:ds="http://schemas.openxmlformats.org/officeDocument/2006/customXml" ds:itemID="{0C28D51A-F582-4669-B31E-992F1EDA3BBB}">
+<ds:datastoreItem xmlns:ds="http://schemas.openxmlformats.org/officeDocument/2006/customXml" ds:itemID="{AE654A79-D66A-4760-96B1-49327F85D960}">
   <ds:schemaRefs>
     <ds:schemaRef ds:uri="http://schemas.openxmlformats.org/officeDocument/2006/bibliography"/>
   </ds:schemaRefs>

--- a/Agro-Botsa_Project_Review.docx
+++ b/Agro-Botsa_Project_Review.docx
@@ -196,11 +196,26 @@
             <w:tcW w:w="7370" w:type="dxa"/>
           </w:tcPr>
           <w:p>
+            <w:bookmarkStart w:id="0" w:name="_GoBack"/>
+            <w:bookmarkEnd w:id="0"/>
+            <w:r>
+              <w:rPr>
+                <w:rFonts w:ascii="Segoe UI Symbol" w:hAnsi="Segoe UI Symbol" w:cs="Segoe UI Symbol"/>
+                <w:sz w:val="20"/>
+              </w:rPr>
+              <w:t>✅</w:t>
+            </w:r>
             <w:r>
               <w:rPr>
                 <w:sz w:val="20"/>
               </w:rPr>
-              <w:t>✅ Actually works. Full CRUD, persists to disk, filtering, editing, dates, crop field. This is your strongest feature.</w:t>
+              <w:t xml:space="preserve"> Actually</w:t>
+            </w:r>
+            <w:r>
+              <w:rPr>
+                <w:sz w:val="20"/>
+              </w:rPr>
+              <w:t xml:space="preserve"> works. Full CRUD, persists to disk, filtering, editing, dates, crop field. This is your strongest feature.</w:t>
             </w:r>
           </w:p>
         </w:tc>
@@ -286,9 +301,22 @@
           <w:p>
             <w:r>
               <w:rPr>
+                <w:rFonts w:ascii="Segoe UI Symbol" w:hAnsi="Segoe UI Symbol" w:cs="Segoe UI Symbol"/>
                 <w:sz w:val="20"/>
               </w:rPr>
-              <w:t>❌ Completely empty. Just says "Your profile and application settings will appear here."</w:t>
+              <w:t>❌</w:t>
+            </w:r>
+            <w:r>
+              <w:rPr>
+                <w:sz w:val="20"/>
+              </w:rPr>
+              <w:t xml:space="preserve"> Completely</w:t>
+            </w:r>
+            <w:r>
+              <w:rPr>
+                <w:sz w:val="20"/>
+              </w:rPr>
+              <w:t xml:space="preserve"> empty. Just says "Your profile and application settings will appear here."</w:t>
             </w:r>
           </w:p>
         </w:tc>
@@ -520,13 +548,27 @@
     <w:p>
       <w:pPr>
         <w:pStyle w:val="Heading3"/>
+        <w:rPr>
+          <w:color w:val="548DD4" w:themeColor="text2" w:themeTint="99"/>
+        </w:rPr>
       </w:pPr>
       <w:r>
+        <w:rPr>
+          <w:color w:val="548DD4" w:themeColor="text2" w:themeTint="99"/>
+        </w:rPr>
         <w:t>The Hero Section</w:t>
       </w:r>
     </w:p>
     <w:p>
+      <w:pPr>
+        <w:rPr>
+          <w:color w:val="548DD4" w:themeColor="text2" w:themeTint="99"/>
+        </w:rPr>
+      </w:pPr>
       <w:r>
+        <w:rPr>
+          <w:color w:val="548DD4" w:themeColor="text2" w:themeTint="99"/>
+        </w:rPr>
         <w:t>"Grow Smarter. Harvest Better." with the proof badges "Weather ready · Crop focused · Easy records." This is marketing copy for a product that isn't finished. It's fine for a landing page, but for a grant demo, the polish of the landing page vs. the emptiness of the Settings page and the fakeness of the Diagnose feature creates a mismatch. It looks like you spent more time on the homepage than on making things work.</w:t>
       </w:r>
     </w:p>
@@ -929,12 +971,7 @@
         <w:pStyle w:val="Heading2"/>
       </w:pPr>
       <w:r>
-        <w:t>5. What a Grant Review</w:t>
-      </w:r>
-      <w:bookmarkStart w:id="0" w:name="_GoBack"/>
-      <w:bookmarkEnd w:id="0"/>
-      <w:r>
-        <w:t>er Will Ask</w:t>
+        <w:t>5. What a Grant Reviewer Will Ask</w:t>
       </w:r>
     </w:p>
     <w:p>
@@ -14392,7 +14429,7 @@
 </file>
 
 <file path=customXml/itemProps1.xml><?xml version="1.0" encoding="utf-8"?>
-<ds:datastoreItem xmlns:ds="http://schemas.openxmlformats.org/officeDocument/2006/customXml" ds:itemID="{AE654A79-D66A-4760-96B1-49327F85D960}">
+<ds:datastoreItem xmlns:ds="http://schemas.openxmlformats.org/officeDocument/2006/customXml" ds:itemID="{9A678848-41F5-4CC8-9585-DDB0BE3C5A97}">
   <ds:schemaRefs>
     <ds:schemaRef ds:uri="http://schemas.openxmlformats.org/officeDocument/2006/bibliography"/>
   </ds:schemaRefs>
